--- a/Tailored_CVs/Shinoy_Quorum_Software_Senior_Consultant_Energy_Components.docx
+++ b/Tailored_CVs/Shinoy_Quorum_Software_Senior_Consultant_Energy_Components.docx
@@ -70,7 +70,7 @@
           <w:b w:val="0"/>
           <w:sz w:val="19"/>
         </w:rPr>
-        <w:t>I am a QA Automation Engineer with over eight years of experience working with financial clients and building scalable frameworks in Java and SQL. My background includes gathering requirements, mapping business processes, and collaborating closely with product teams. I currently hold a valid EU residence permit and am based nearby in Amstelveen.</w:t>
+        <w:t>I am a QA automation engineer with over eight years of experience building scalable testing frameworks and analyzing complex workflows for financial and enterprise systems. I bring strong technical competencies in Java and database validation, along with hands-on experience translating business requirements into clear technical solutions. Working with energy components and enterprise software environments is a natural fit for my background in requirement analysis and process optimization.</w:t>
       </w:r>
     </w:p>
     <w:p>
@@ -288,7 +288,7 @@
           <w:b w:val="0"/>
           <w:sz w:val="18"/>
         </w:rPr>
-        <w:t>▸ Facilitated and hosted targeted sessions with crossfunctional teams and product owners to translate business requirements into technical testing strategies and workflows.</w:t>
+        <w:t>▸ Analyzed complex business workflows and translated user requirements into technical testing and validation strategies for enterprise clients.</w:t>
       </w:r>
     </w:p>
     <w:p>
@@ -301,7 +301,7 @@
           <w:b w:val="0"/>
           <w:sz w:val="18"/>
         </w:rPr>
-        <w:t>▸ Analyzed business requirements and executed complex Oracle SQL queries to validate backend datasets and ensure data integrity across systems.</w:t>
+        <w:t>▸ Utilized Java and Oracle SQL to perform thorough backend validation and ensure data integrity across largescale systems.</w:t>
       </w:r>
     </w:p>
     <w:p>
@@ -314,7 +314,7 @@
           <w:b w:val="0"/>
           <w:sz w:val="18"/>
         </w:rPr>
-        <w:t>▸ Created and maintained automated test scripts and frameworks to verify functional design and ensure all business requirements were met.</w:t>
+        <w:t>▸ Facilitated stakeholder alignment by connecting with product owners and crossfunctional teams to clarify release objectives and close requirement gaps.</w:t>
       </w:r>
     </w:p>
     <w:p>
@@ -327,7 +327,7 @@
           <w:b w:val="0"/>
           <w:sz w:val="18"/>
         </w:rPr>
-        <w:t>▸ Documented operational procedures and user stories to improve overall team efficiency and maintain clear traceability.</w:t>
+        <w:t>▸ Designed and maintained automated test scripts and frameworks to verify that functional designs met business needs.</w:t>
       </w:r>
     </w:p>
     <w:p>
